--- a/chapters/code-publication.docx
+++ b/chapters/code-publication.docx
@@ -15,7 +15,7 @@
         <w:pStyle w:val="Date"/>
       </w:pPr>
       <w:r>
-        <w:t xml:space="preserve">Last modified: 2026-10-10 01:40:28 (PDT)</w:t>
+        <w:t xml:space="preserve">Last modified: 2026-10-11 02:07:28 (PDT)</w:t>
       </w:r>
     </w:p>
     <w:bookmarkStart w:id="9" w:name="checklist-overview"/>

--- a/chapters/code-publication.docx
+++ b/chapters/code-publication.docx
@@ -15,7 +15,7 @@
         <w:pStyle w:val="Date"/>
       </w:pPr>
       <w:r>
-        <w:t xml:space="preserve">Last modified: 2026-10-11 02:07:28 (PDT)</w:t>
+        <w:t xml:space="preserve">Last modified: 2026-10-11 19:47:18 (PDT)</w:t>
       </w:r>
     </w:p>
     <w:bookmarkStart w:id="9" w:name="checklist-overview"/>

--- a/chapters/code-publication.docx
+++ b/chapters/code-publication.docx
@@ -15,7 +15,7 @@
         <w:pStyle w:val="Date"/>
       </w:pPr>
       <w:r>
-        <w:t xml:space="preserve">Last modified: 2026-10-11 19:47:18 (PDT)</w:t>
+        <w:t xml:space="preserve">Last modified: 2026-10-11 20:59:42 (PDT)</w:t>
       </w:r>
     </w:p>
     <w:bookmarkStart w:id="9" w:name="checklist-overview"/>

--- a/chapters/code-publication.docx
+++ b/chapters/code-publication.docx
@@ -15,7 +15,7 @@
         <w:pStyle w:val="Date"/>
       </w:pPr>
       <w:r>
-        <w:t xml:space="preserve">Last modified: 2026-10-11 20:59:42 (PDT)</w:t>
+        <w:t xml:space="preserve">Last modified: 2026-10-11 21:04:29 (PDT)</w:t>
       </w:r>
     </w:p>
     <w:bookmarkStart w:id="9" w:name="checklist-overview"/>

--- a/chapters/code-publication.docx
+++ b/chapters/code-publication.docx
@@ -15,7 +15,7 @@
         <w:pStyle w:val="Date"/>
       </w:pPr>
       <w:r>
-        <w:t xml:space="preserve">Last modified: 2026-10-11 21:04:29 (PDT)</w:t>
+        <w:t xml:space="preserve">Last modified: 2026-10-12 00:36:52 (PDT)</w:t>
       </w:r>
     </w:p>
     <w:bookmarkStart w:id="9" w:name="checklist-overview"/>

--- a/chapters/code-publication.docx
+++ b/chapters/code-publication.docx
@@ -15,10 +15,10 @@
         <w:pStyle w:val="Date"/>
       </w:pPr>
       <w:r>
-        <w:t xml:space="preserve">Last modified: 2026-10-12 00:36:52 (PDT)</w:t>
-      </w:r>
-    </w:p>
-    <w:bookmarkStart w:id="9" w:name="checklist-overview"/>
+        <w:t xml:space="preserve">Last modified: 2026-10-12 01:04:11 (PDT)</w:t>
+      </w:r>
+    </w:p>
+    <w:bookmarkStart w:id="9" w:name="sec-checklist-overview"/>
     <w:p>
       <w:pPr>
         <w:pStyle w:val="Heading2"/>
@@ -35,7 +35,7 @@
           <w:numId w:val="1001"/>
         </w:numPr>
       </w:pPr>
-      <w:hyperlink w:anchor="fill-out-file-headers">
+      <w:hyperlink w:anchor="sec-fill-out-file-headers">
         <w:r>
           <w:rPr>
             <w:rStyle w:val="Hyperlink"/>
@@ -52,7 +52,7 @@
           <w:numId w:val="1001"/>
         </w:numPr>
       </w:pPr>
-      <w:hyperlink w:anchor="clean-up-comments">
+      <w:hyperlink w:anchor="sec-clean-up-comments">
         <w:r>
           <w:rPr>
             <w:rStyle w:val="Hyperlink"/>
@@ -69,7 +69,7 @@
           <w:numId w:val="1001"/>
         </w:numPr>
       </w:pPr>
-      <w:hyperlink w:anchor="document-functions">
+      <w:hyperlink w:anchor="sec-document-functions">
         <w:r>
           <w:rPr>
             <w:rStyle w:val="Hyperlink"/>
@@ -86,7 +86,7 @@
           <w:numId w:val="1001"/>
         </w:numPr>
       </w:pPr>
-      <w:hyperlink w:anchor="remove-deprecated-filepaths">
+      <w:hyperlink w:anchor="sec-remove-deprecated-filepaths">
         <w:r>
           <w:rPr>
             <w:rStyle w:val="Hyperlink"/>
@@ -103,7 +103,7 @@
           <w:numId w:val="1001"/>
         </w:numPr>
       </w:pPr>
-      <w:hyperlink w:anchor="ensure-project-runs-via-bash">
+      <w:hyperlink w:anchor="sec-ensure-project-runs-via-bash">
         <w:r>
           <w:rPr>
             <w:rStyle w:val="Hyperlink"/>
@@ -120,7 +120,7 @@
           <w:numId w:val="1001"/>
         </w:numPr>
       </w:pPr>
-      <w:hyperlink w:anchor="complete-the-readme">
+      <w:hyperlink w:anchor="sec-complete-the-readme">
         <w:r>
           <w:rPr>
             <w:rStyle w:val="Hyperlink"/>
@@ -137,7 +137,7 @@
           <w:numId w:val="1001"/>
         </w:numPr>
       </w:pPr>
-      <w:hyperlink w:anchor="clean-up-feature-branches">
+      <w:hyperlink w:anchor="sec-clean-up-feature-branches">
         <w:r>
           <w:rPr>
             <w:rStyle w:val="Hyperlink"/>
@@ -164,7 +164,7 @@
       </w:hyperlink>
     </w:p>
     <w:bookmarkEnd w:id="9"/>
-    <w:bookmarkStart w:id="11" w:name="fill-out-file-headers"/>
+    <w:bookmarkStart w:id="11" w:name="sec-fill-out-file-headers"/>
     <w:p>
       <w:pPr>
         <w:pStyle w:val="Heading2"/>
@@ -193,7 +193,7 @@
       </w:hyperlink>
     </w:p>
     <w:bookmarkEnd w:id="11"/>
-    <w:bookmarkStart w:id="12" w:name="clean-up-comments"/>
+    <w:bookmarkStart w:id="12" w:name="sec-clean-up-comments"/>
     <w:p>
       <w:pPr>
         <w:pStyle w:val="Heading2"/>
@@ -211,7 +211,7 @@
       </w:r>
     </w:p>
     <w:bookmarkEnd w:id="12"/>
-    <w:bookmarkStart w:id="14" w:name="document-functions"/>
+    <w:bookmarkStart w:id="14" w:name="sec-document-functions"/>
     <w:p>
       <w:pPr>
         <w:pStyle w:val="Heading2"/>
@@ -240,7 +240,7 @@
       </w:hyperlink>
     </w:p>
     <w:bookmarkEnd w:id="14"/>
-    <w:bookmarkStart w:id="15" w:name="remove-deprecated-filepaths"/>
+    <w:bookmarkStart w:id="15" w:name="sec-remove-deprecated-filepaths"/>
     <w:p>
       <w:pPr>
         <w:pStyle w:val="Heading2"/>
@@ -258,7 +258,7 @@
       </w:r>
     </w:p>
     <w:bookmarkEnd w:id="15"/>
-    <w:bookmarkStart w:id="17" w:name="ensure-project-runs-via-bash"/>
+    <w:bookmarkStart w:id="17" w:name="sec-ensure-project-runs-via-bash"/>
     <w:p>
       <w:pPr>
         <w:pStyle w:val="Heading2"/>
@@ -295,7 +295,7 @@
       </w:hyperlink>
     </w:p>
     <w:bookmarkEnd w:id="17"/>
-    <w:bookmarkStart w:id="20" w:name="complete-the-readme"/>
+    <w:bookmarkStart w:id="20" w:name="sec-complete-the-readme"/>
     <w:p>
       <w:pPr>
         <w:pStyle w:val="Heading2"/>
@@ -785,7 +785,7 @@
       </w:r>
     </w:p>
     <w:bookmarkEnd w:id="20"/>
-    <w:bookmarkStart w:id="21" w:name="clean-up-feature-branches"/>
+    <w:bookmarkStart w:id="21" w:name="sec-clean-up-feature-branches"/>
     <w:p>
       <w:pPr>
         <w:pStyle w:val="Heading2"/>

--- a/chapters/code-publication.docx
+++ b/chapters/code-publication.docx
@@ -15,7 +15,7 @@
         <w:pStyle w:val="Date"/>
       </w:pPr>
       <w:r>
-        <w:t xml:space="preserve">Last modified: 2026-10-12 01:04:11 (PDT)</w:t>
+        <w:t xml:space="preserve">Last modified: 2026-10-12 01:16:52 (PDT)</w:t>
       </w:r>
     </w:p>
     <w:bookmarkStart w:id="9" w:name="sec-checklist-overview"/>

--- a/chapters/code-publication.docx
+++ b/chapters/code-publication.docx
@@ -15,7 +15,7 @@
         <w:pStyle w:val="Date"/>
       </w:pPr>
       <w:r>
-        <w:t xml:space="preserve">Last modified: 2026-10-12 01:16:52 (PDT)</w:t>
+        <w:t xml:space="preserve">Last modified: 2026-10-12 02:13:32 (PDT)</w:t>
       </w:r>
     </w:p>
     <w:bookmarkStart w:id="9" w:name="sec-checklist-overview"/>

--- a/chapters/code-publication.docx
+++ b/chapters/code-publication.docx
@@ -15,7 +15,7 @@
         <w:pStyle w:val="Date"/>
       </w:pPr>
       <w:r>
-        <w:t xml:space="preserve">Last modified: 2026-10-12 02:13:32 (PDT)</w:t>
+        <w:t xml:space="preserve">Last modified: 2026-10-12 02:20:54 (PDT)</w:t>
       </w:r>
     </w:p>
     <w:bookmarkStart w:id="9" w:name="sec-checklist-overview"/>

--- a/chapters/code-publication.docx
+++ b/chapters/code-publication.docx
@@ -15,7 +15,7 @@
         <w:pStyle w:val="Date"/>
       </w:pPr>
       <w:r>
-        <w:t xml:space="preserve">Last modified: 2026-10-12 02:20:54 (PDT)</w:t>
+        <w:t xml:space="preserve">Last modified: 2026-10-12 14:37:38 (PDT)</w:t>
       </w:r>
     </w:p>
     <w:bookmarkStart w:id="9" w:name="sec-checklist-overview"/>

--- a/chapters/code-publication.docx
+++ b/chapters/code-publication.docx
@@ -15,7 +15,7 @@
         <w:pStyle w:val="Date"/>
       </w:pPr>
       <w:r>
-        <w:t xml:space="preserve">Last modified: 2026-10-12 14:37:38 (PDT)</w:t>
+        <w:t xml:space="preserve">Last modified: 2026-10-12 20:18:39 (PDT)</w:t>
       </w:r>
     </w:p>
     <w:bookmarkStart w:id="9" w:name="sec-checklist-overview"/>

--- a/chapters/code-publication.docx
+++ b/chapters/code-publication.docx
@@ -15,7 +15,7 @@
         <w:pStyle w:val="Date"/>
       </w:pPr>
       <w:r>
-        <w:t xml:space="preserve">Last modified: 2026-10-12 20:18:39 (PDT)</w:t>
+        <w:t xml:space="preserve">Last modified: 2026-10-12 21:28:22 (PDT)</w:t>
       </w:r>
     </w:p>
     <w:bookmarkStart w:id="9" w:name="sec-checklist-overview"/>

--- a/chapters/code-publication.docx
+++ b/chapters/code-publication.docx
@@ -15,7 +15,7 @@
         <w:pStyle w:val="Date"/>
       </w:pPr>
       <w:r>
-        <w:t xml:space="preserve">Last modified: 2026-10-12 21:28:22 (PDT)</w:t>
+        <w:t xml:space="preserve">Last modified: 2026-10-14 01:49:27 (PDT)</w:t>
       </w:r>
     </w:p>
     <w:bookmarkStart w:id="9" w:name="sec-checklist-overview"/>

--- a/chapters/code-publication.docx
+++ b/chapters/code-publication.docx
@@ -15,7 +15,7 @@
         <w:pStyle w:val="Date"/>
       </w:pPr>
       <w:r>
-        <w:t xml:space="preserve">Last modified: 2026-10-14 01:49:27 (PDT)</w:t>
+        <w:t xml:space="preserve">Last modified: 2026-10-14 02:01:49 (PDT)</w:t>
       </w:r>
     </w:p>
     <w:bookmarkStart w:id="9" w:name="sec-checklist-overview"/>

--- a/chapters/code-publication.docx
+++ b/chapters/code-publication.docx
@@ -15,7 +15,7 @@
         <w:pStyle w:val="Date"/>
       </w:pPr>
       <w:r>
-        <w:t xml:space="preserve">Last modified: 2026-10-14 02:01:49 (PDT)</w:t>
+        <w:t xml:space="preserve">Last modified: 2026-10-14 03:08:22 (PDT)</w:t>
       </w:r>
     </w:p>
     <w:bookmarkStart w:id="9" w:name="sec-checklist-overview"/>

--- a/chapters/code-publication.docx
+++ b/chapters/code-publication.docx
@@ -15,7 +15,7 @@
         <w:pStyle w:val="Date"/>
       </w:pPr>
       <w:r>
-        <w:t xml:space="preserve">Last modified: 2026-10-14 03:08:22 (PDT)</w:t>
+        <w:t xml:space="preserve">Last modified: 2026-10-14 03:38:56 (PDT)</w:t>
       </w:r>
     </w:p>
     <w:bookmarkStart w:id="9" w:name="sec-checklist-overview"/>

--- a/chapters/code-publication.docx
+++ b/chapters/code-publication.docx
@@ -15,7 +15,7 @@
         <w:pStyle w:val="Date"/>
       </w:pPr>
       <w:r>
-        <w:t xml:space="preserve">Last modified: 2026-10-14 03:38:56 (PDT)</w:t>
+        <w:t xml:space="preserve">Last modified: 2026-10-14 04:06:05 (PDT)</w:t>
       </w:r>
     </w:p>
     <w:bookmarkStart w:id="9" w:name="sec-checklist-overview"/>

--- a/chapters/code-publication.docx
+++ b/chapters/code-publication.docx
@@ -15,7 +15,7 @@
         <w:pStyle w:val="Date"/>
       </w:pPr>
       <w:r>
-        <w:t xml:space="preserve">Last modified: 2026-10-14 04:06:05 (PDT)</w:t>
+        <w:t xml:space="preserve">Last modified: 2026-10-14 04:15:39 (PDT)</w:t>
       </w:r>
     </w:p>
     <w:bookmarkStart w:id="9" w:name="sec-checklist-overview"/>
@@ -910,7 +910,7 @@
         <w:t xml:space="preserve"> </w:t>
       </w:r>
       <w:r>
-        <w:t xml:space="preserve">and adds lab-specific guidance on versioning and tagging.</w:t>
+        <w:t xml:space="preserve">and adds guidance on versioning and tagging.</w:t>
       </w:r>
       <w:r>
         <w:t xml:space="preserve"> </w:t>

--- a/chapters/code-publication.docx
+++ b/chapters/code-publication.docx
@@ -15,7 +15,7 @@
         <w:pStyle w:val="Date"/>
       </w:pPr>
       <w:r>
-        <w:t xml:space="preserve">Last modified: 2026-10-14 04:15:39 (PDT)</w:t>
+        <w:t xml:space="preserve">Last modified: 2026-10-14 12:29:23 (PDT)</w:t>
       </w:r>
     </w:p>
     <w:bookmarkStart w:id="9" w:name="sec-checklist-overview"/>

--- a/chapters/code-publication.docx
+++ b/chapters/code-publication.docx
@@ -15,7 +15,7 @@
         <w:pStyle w:val="Date"/>
       </w:pPr>
       <w:r>
-        <w:t xml:space="preserve">Last modified: 2026-10-14 12:29:23 (PDT)</w:t>
+        <w:t xml:space="preserve">Last modified: 2026-10-14 12:39:25 (PDT)</w:t>
       </w:r>
     </w:p>
     <w:bookmarkStart w:id="9" w:name="sec-checklist-overview"/>

--- a/chapters/code-publication.docx
+++ b/chapters/code-publication.docx
@@ -15,7 +15,7 @@
         <w:pStyle w:val="Date"/>
       </w:pPr>
       <w:r>
-        <w:t xml:space="preserve">Last modified: 2026-10-14 12:39:25 (PDT)</w:t>
+        <w:t xml:space="preserve">Last modified: 2026-10-15 15:15:23 (PDT)</w:t>
       </w:r>
     </w:p>
     <w:bookmarkStart w:id="9" w:name="sec-checklist-overview"/>

--- a/chapters/code-publication.docx
+++ b/chapters/code-publication.docx
@@ -15,7 +15,7 @@
         <w:pStyle w:val="Date"/>
       </w:pPr>
       <w:r>
-        <w:t xml:space="preserve">Last modified: 2026-10-15 15:15:23 (PDT)</w:t>
+        <w:t xml:space="preserve">Last modified: 2026-10-15 15:35:31 (PDT)</w:t>
       </w:r>
     </w:p>
     <w:bookmarkStart w:id="9" w:name="sec-checklist-overview"/>

--- a/chapters/code-publication.docx
+++ b/chapters/code-publication.docx
@@ -15,7 +15,7 @@
         <w:pStyle w:val="Date"/>
       </w:pPr>
       <w:r>
-        <w:t xml:space="preserve">Last modified: 2026-10-15 15:35:31 (PDT)</w:t>
+        <w:t xml:space="preserve">Last modified: 2026-10-15 20:34:27 (PDT)</w:t>
       </w:r>
     </w:p>
     <w:bookmarkStart w:id="9" w:name="sec-checklist-overview"/>

--- a/chapters/code-publication.docx
+++ b/chapters/code-publication.docx
@@ -15,7 +15,7 @@
         <w:pStyle w:val="Date"/>
       </w:pPr>
       <w:r>
-        <w:t xml:space="preserve">Last modified: 2026-10-15 20:34:27 (PDT)</w:t>
+        <w:t xml:space="preserve">Last modified: 2026-10-15 21:20:53 (PDT)</w:t>
       </w:r>
     </w:p>
     <w:bookmarkStart w:id="9" w:name="sec-checklist-overview"/>

--- a/chapters/code-publication.docx
+++ b/chapters/code-publication.docx
@@ -15,7 +15,7 @@
         <w:pStyle w:val="Date"/>
       </w:pPr>
       <w:r>
-        <w:t xml:space="preserve">Last modified: 2026-10-15 21:20:53 (PDT)</w:t>
+        <w:t xml:space="preserve">Last modified: 2026-10-17 02:34:41 (PDT)</w:t>
       </w:r>
     </w:p>
     <w:bookmarkStart w:id="9" w:name="sec-checklist-overview"/>

--- a/chapters/code-publication.docx
+++ b/chapters/code-publication.docx
@@ -15,7 +15,7 @@
         <w:pStyle w:val="Date"/>
       </w:pPr>
       <w:r>
-        <w:t xml:space="preserve">Last modified: 2026-10-17 02:34:41 (PDT)</w:t>
+        <w:t xml:space="preserve">Last modified: 2026-10-19 09:42:04 (PDT)</w:t>
       </w:r>
     </w:p>
     <w:bookmarkStart w:id="9" w:name="sec-checklist-overview"/>

--- a/chapters/code-publication.docx
+++ b/chapters/code-publication.docx
@@ -15,7 +15,7 @@
         <w:pStyle w:val="Date"/>
       </w:pPr>
       <w:r>
-        <w:t xml:space="preserve">Last modified: 2026-10-19 09:42:04 (PDT)</w:t>
+        <w:t xml:space="preserve">Last modified: 2026-10-21 10:38:25 (PDT)</w:t>
       </w:r>
     </w:p>
     <w:bookmarkStart w:id="9" w:name="sec-checklist-overview"/>

--- a/chapters/code-publication.docx
+++ b/chapters/code-publication.docx
@@ -15,7 +15,7 @@
         <w:pStyle w:val="Date"/>
       </w:pPr>
       <w:r>
-        <w:t xml:space="preserve">Last modified: 2026-10-21 10:38:25 (PDT)</w:t>
+        <w:t xml:space="preserve">Last modified: 2026-10-25 19:23:43 (PDT)</w:t>
       </w:r>
     </w:p>
     <w:bookmarkStart w:id="9" w:name="sec-checklist-overview"/>

--- a/chapters/code-publication.docx
+++ b/chapters/code-publication.docx
@@ -15,7 +15,7 @@
         <w:pStyle w:val="Date"/>
       </w:pPr>
       <w:r>
-        <w:t xml:space="preserve">Last modified: 2026-10-25 19:23:43 (PDT)</w:t>
+        <w:t xml:space="preserve">Last modified: 2026-10-25 19:34:45 (PDT)</w:t>
       </w:r>
     </w:p>
     <w:bookmarkStart w:id="9" w:name="sec-checklist-overview"/>

--- a/chapters/code-publication.docx
+++ b/chapters/code-publication.docx
@@ -15,7 +15,7 @@
         <w:pStyle w:val="Date"/>
       </w:pPr>
       <w:r>
-        <w:t xml:space="preserve">Last modified: 2026-10-25 19:34:45 (PDT)</w:t>
+        <w:t xml:space="preserve">Last modified: 2026-10-25 19:40:13 (PDT)</w:t>
       </w:r>
     </w:p>
     <w:bookmarkStart w:id="9" w:name="sec-checklist-overview"/>

--- a/chapters/code-publication.docx
+++ b/chapters/code-publication.docx
@@ -15,7 +15,7 @@
         <w:pStyle w:val="Date"/>
       </w:pPr>
       <w:r>
-        <w:t xml:space="preserve">Last modified: 2026-10-25 19:40:13 (PDT)</w:t>
+        <w:t xml:space="preserve">Last modified: 2026-10-26 13:05:01 (PDT)</w:t>
       </w:r>
     </w:p>
     <w:bookmarkStart w:id="9" w:name="sec-checklist-overview"/>

--- a/chapters/code-publication.docx
+++ b/chapters/code-publication.docx
@@ -15,7 +15,7 @@
         <w:pStyle w:val="Date"/>
       </w:pPr>
       <w:r>
-        <w:t xml:space="preserve">Last modified: 2026-10-26 13:05:01 (PDT)</w:t>
+        <w:t xml:space="preserve">Last modified: 2026-10-26 13:09:35 (PDT)</w:t>
       </w:r>
     </w:p>
     <w:bookmarkStart w:id="9" w:name="sec-checklist-overview"/>

--- a/chapters/code-publication.docx
+++ b/chapters/code-publication.docx
@@ -15,7 +15,7 @@
         <w:pStyle w:val="Date"/>
       </w:pPr>
       <w:r>
-        <w:t xml:space="preserve">Last modified: 2026-10-26 13:09:35 (PDT)</w:t>
+        <w:t xml:space="preserve">Last modified: 2026-10-26 13:51:46 (PDT)</w:t>
       </w:r>
     </w:p>
     <w:bookmarkStart w:id="9" w:name="sec-checklist-overview"/>

--- a/chapters/code-publication.docx
+++ b/chapters/code-publication.docx
@@ -15,7 +15,7 @@
         <w:pStyle w:val="Date"/>
       </w:pPr>
       <w:r>
-        <w:t xml:space="preserve">Last modified: 2026-10-26 13:51:46 (PDT)</w:t>
+        <w:t xml:space="preserve">Last modified: 2026-10-26 23:11:06 (PDT)</w:t>
       </w:r>
     </w:p>
     <w:bookmarkStart w:id="9" w:name="sec-checklist-overview"/>

--- a/chapters/code-publication.docx
+++ b/chapters/code-publication.docx
@@ -15,7 +15,7 @@
         <w:pStyle w:val="Date"/>
       </w:pPr>
       <w:r>
-        <w:t xml:space="preserve">Last modified: 2026-10-26 23:11:06 (PDT)</w:t>
+        <w:t xml:space="preserve">Last modified: 2026-10-27 16:10:40 (PDT)</w:t>
       </w:r>
     </w:p>
     <w:bookmarkStart w:id="9" w:name="sec-checklist-overview"/>

--- a/chapters/code-publication.docx
+++ b/chapters/code-publication.docx
@@ -15,7 +15,7 @@
         <w:pStyle w:val="Date"/>
       </w:pPr>
       <w:r>
-        <w:t xml:space="preserve">Last modified: 2026-10-27 16:10:40 (PDT)</w:t>
+        <w:t xml:space="preserve">Last modified: 2026-10-27 16:56:59 (PDT)</w:t>
       </w:r>
     </w:p>
     <w:bookmarkStart w:id="9" w:name="sec-checklist-overview"/>

--- a/chapters/code-publication.docx
+++ b/chapters/code-publication.docx
@@ -15,7 +15,7 @@
         <w:pStyle w:val="Date"/>
       </w:pPr>
       <w:r>
-        <w:t xml:space="preserve">Last modified: 2026-10-27 16:56:59 (PDT)</w:t>
+        <w:t xml:space="preserve">Last modified: 2026-10-28 16:01:38 (PDT)</w:t>
       </w:r>
     </w:p>
     <w:bookmarkStart w:id="9" w:name="sec-checklist-overview"/>

--- a/chapters/code-publication.docx
+++ b/chapters/code-publication.docx
@@ -15,7 +15,7 @@
         <w:pStyle w:val="Date"/>
       </w:pPr>
       <w:r>
-        <w:t xml:space="preserve">Last modified: 2026-10-28 16:01:38 (PDT)</w:t>
+        <w:t xml:space="preserve">Last modified: 2026-10-29 09:14:27 (PDT)</w:t>
       </w:r>
     </w:p>
     <w:bookmarkStart w:id="9" w:name="sec-checklist-overview"/>
